--- a/docs/report/NEXIS_FYP_Report_Condensed.docx
+++ b/docs/report/NEXIS_FYP_Report_Condensed.docx
@@ -4,7 +4,29 @@
   <w:body>
     <w:p>
       <w:pPr>
-        <w:spacing w:after="500"/>
+        <w:spacing w:after="250"/>
+      </w:pPr>
+    </w:p>
+    <w:p>
+      <w:pPr>
+        <w:spacing w:after="80"/>
+      </w:pPr>
+      <w:r>
+        <w:rPr>
+          <w:sz w:val="16"/>
+          <w:spacing w:val="22"/>
+          <w:rFonts w:ascii="Times New Roman" w:hAnsi="Times New Roman" w:eastAsia="Times New Roman" w:cs="Times New Roman"/>
+          <w:color w:val="595959"/>
+        </w:rPr>
+        <w:t>UNIVERSITY OF DHAKA · INSTITUTE OF INFORMATION TECHNOLOGY (IIT)</w:t>
+      </w:r>
+    </w:p>
+    <w:p>
+      <w:pPr>
+        <w:pBdr>
+          <w:bottom w:val="single" w:sz="4" w:color="1A1A1A" w:space="6"/>
+        </w:pBdr>
+        <w:spacing w:after="600"/>
       </w:pPr>
     </w:p>
     <w:p>
@@ -15,7 +37,7 @@
         <w:rPr>
           <w:rFonts w:ascii="Times New Roman" w:hAnsi="Times New Roman" w:eastAsia="Times New Roman" w:cs="Times New Roman"/>
           <w:b/>
-          <w:sz w:val="28"/>
+          <w:sz w:val="30"/>
         </w:rPr>
         <w:t>Nexis: A Multi-Agent Autonomous Engineering Platform with Closed-Loop Fault Recovery</w:t>
       </w:r>
@@ -33,7 +55,7 @@
     </w:p>
     <w:p>
       <w:pPr>
-        <w:spacing w:after="400"/>
+        <w:spacing w:after="600"/>
       </w:pPr>
       <w:r>
         <w:rPr>
@@ -56,7 +78,7 @@
     </w:p>
     <w:p>
       <w:pPr>
-        <w:spacing w:after="400"/>
+        <w:spacing w:after="1500"/>
       </w:pPr>
       <w:r>
         <w:rPr>
@@ -90,7 +112,7 @@
     </w:p>
     <w:p>
       <w:pPr>
-        <w:spacing w:after="500"/>
+        <w:spacing w:after="1500"/>
       </w:pPr>
       <w:r>
         <w:rPr>
@@ -98,6 +120,14 @@
         </w:rPr>
         <w:t>August 2026 — Condensed Edition</w:t>
       </w:r>
+    </w:p>
+    <w:p>
+      <w:pPr>
+        <w:pBdr>
+          <w:top w:val="single" w:sz="4" w:color="1A1A1A" w:space="8"/>
+        </w:pBdr>
+        <w:spacing w:after="180"/>
+      </w:pPr>
     </w:p>
     <w:p>
       <w:pPr>
@@ -201,134 +231,93 @@
         <w:t>This is to declare that this project is the author's original work. No part of it has been submitted elsewhere, in whole or in part, for the award of any other degree or diploma, and the plagiarism policy stated by the supervisor has been maintained.</w:t>
       </w:r>
     </w:p>
-    <w:p>
-      <w:pPr>
-        <w:spacing w:after="20"/>
-      </w:pPr>
-      <w:r>
-        <w:rPr>
-          <w:rFonts w:ascii="Times New Roman" w:hAnsi="Times New Roman" w:eastAsia="Times New Roman" w:cs="Times New Roman"/>
-        </w:rPr>
-        <w:t>Author</w:t>
-      </w:r>
-      <w:r>
-        <w:rPr>
-          <w:rFonts w:ascii="Times New Roman" w:hAnsi="Times New Roman" w:eastAsia="Times New Roman" w:cs="Times New Roman"/>
-        </w:rPr>
-        <w:t xml:space="preserve"> ................................................................................</w:t>
-      </w:r>
-    </w:p>
-    <w:p>
-      <w:pPr>
-        <w:ind w:left="600"/>
-        <w:spacing w:after="20"/>
-      </w:pPr>
-      <w:r>
-        <w:rPr>
-          <w:rFonts w:ascii="Times New Roman" w:hAnsi="Times New Roman" w:eastAsia="Times New Roman" w:cs="Times New Roman"/>
-          <w:sz w:val="18"/>
-        </w:rPr>
-        <w:t>Institute of Information Technology (IIT), University of Dhaka</w:t>
-      </w:r>
-    </w:p>
-    <w:p>
-      <w:pPr>
-        <w:ind w:left="600"/>
-        <w:spacing w:after="400"/>
-      </w:pPr>
-      <w:r>
-        <w:rPr>
-          <w:rFonts w:ascii="Times New Roman" w:hAnsi="Times New Roman" w:eastAsia="Times New Roman" w:cs="Times New Roman"/>
-          <w:sz w:val="18"/>
-        </w:rPr>
-        <w:t>11 August 2026</w:t>
-      </w:r>
-    </w:p>
-    <w:p>
-      <w:pPr>
-        <w:spacing w:after="20"/>
-      </w:pPr>
-      <w:r>
-        <w:rPr>
-          <w:rFonts w:ascii="Times New Roman" w:hAnsi="Times New Roman" w:eastAsia="Times New Roman" w:cs="Times New Roman"/>
-        </w:rPr>
-        <w:t>Certified by</w:t>
-      </w:r>
-      <w:r>
-        <w:rPr>
-          <w:rFonts w:ascii="Times New Roman" w:hAnsi="Times New Roman" w:eastAsia="Times New Roman" w:cs="Times New Roman"/>
-        </w:rPr>
-        <w:t xml:space="preserve"> ...................................................................................</w:t>
-      </w:r>
-    </w:p>
-    <w:p>
-      <w:pPr>
-        <w:ind w:left="600"/>
-        <w:spacing w:after="20"/>
-      </w:pPr>
-      <w:r>
-        <w:rPr>
-          <w:rFonts w:ascii="Times New Roman" w:hAnsi="Times New Roman" w:eastAsia="Times New Roman" w:cs="Times New Roman"/>
-          <w:sz w:val="18"/>
-        </w:rPr>
-        <w:t>_______________________________</w:t>
-      </w:r>
-    </w:p>
-    <w:p>
-      <w:pPr>
-        <w:ind w:left="600"/>
-        <w:spacing w:after="400"/>
-      </w:pPr>
-      <w:r>
-        <w:rPr>
-          <w:rFonts w:ascii="Times New Roman" w:hAnsi="Times New Roman" w:eastAsia="Times New Roman" w:cs="Times New Roman"/>
-          <w:sz w:val="18"/>
-        </w:rPr>
-        <w:t>Project Supervisor</w:t>
-      </w:r>
-    </w:p>
-    <w:p>
-      <w:pPr>
-        <w:spacing w:after="20"/>
-      </w:pPr>
-      <w:r>
-        <w:rPr>
-          <w:rFonts w:ascii="Times New Roman" w:hAnsi="Times New Roman" w:eastAsia="Times New Roman" w:cs="Times New Roman"/>
-        </w:rPr>
-        <w:t>Accepted by</w:t>
-      </w:r>
-      <w:r>
-        <w:rPr>
-          <w:rFonts w:ascii="Times New Roman" w:hAnsi="Times New Roman" w:eastAsia="Times New Roman" w:cs="Times New Roman"/>
-        </w:rPr>
-        <w:t xml:space="preserve"> ..................................................................................</w:t>
-      </w:r>
-    </w:p>
-    <w:p>
-      <w:pPr>
-        <w:ind w:left="600"/>
-        <w:spacing w:after="20"/>
-      </w:pPr>
-      <w:r>
-        <w:rPr>
-          <w:rFonts w:ascii="Times New Roman" w:hAnsi="Times New Roman" w:eastAsia="Times New Roman" w:cs="Times New Roman"/>
-          <w:sz w:val="18"/>
-        </w:rPr>
-        <w:t>_______________________________</w:t>
-      </w:r>
-    </w:p>
-    <w:p>
-      <w:pPr>
-        <w:ind w:left="600"/>
-      </w:pPr>
-      <w:r>
-        <w:rPr>
-          <w:rFonts w:ascii="Times New Roman" w:hAnsi="Times New Roman" w:eastAsia="Times New Roman" w:cs="Times New Roman"/>
-          <w:sz w:val="18"/>
-        </w:rPr>
-        <w:t>Director, Institute of Information Technology (IIT)</w:t>
-      </w:r>
-    </w:p>
+    <w:tbl>
+      <w:tblPr>
+        <w:tblStyle w:val="Table"/>
+        <w:tblW w:w="9350" w:type="dxa"/>
+        <w:tblBorders>
+          <w:top w:val="single" w:sz="8" w:color="000000"/>
+          <w:left w:val="single" w:sz="8" w:color="000000"/>
+          <w:bottom w:val="single" w:sz="8" w:color="000000"/>
+          <w:right w:val="single" w:sz="8" w:color="000000"/>
+          <w:insideH w:val="none"/>
+          <w:insideV w:val="none"/>
+        </w:tblBorders>
+        <w:tblCellMar>
+          <w:top w:w="220" w:type="dxa"/>
+          <w:bottom w:w="220" w:type="dxa"/>
+          <w:left w:w="200" w:type="dxa"/>
+          <w:right w:w="200" w:type="dxa"/>
+        </w:tblCellMar>
+      </w:tblPr>
+      <w:tblGrid>
+        <w:gridCol w:w="9350"/>
+      </w:tblGrid>
+      <w:tr>
+        <w:tc>
+          <w:tcPr>
+            <w:tcW w:w="9350" w:type="dxa"/>
+          </w:tcPr>
+          <w:p>
+            <w:pPr>
+              <w:spacing w:after="220"/>
+            </w:pPr>
+            <w:r>
+              <w:rPr>
+                <w:b/>
+                <w:sz w:val="19"/>
+              </w:rPr>
+              <w:t xml:space="preserve">Supervisor's Name:  </w:t>
+            </w:r>
+            <w:r>
+              <w:rPr>
+                <w:b/>
+                <w:sz w:val="19"/>
+              </w:rPr>
+              <w:t>_______________________________</w:t>
+            </w:r>
+          </w:p>
+          <w:p>
+            <w:pPr>
+              <w:spacing w:after="220"/>
+            </w:pPr>
+            <w:r>
+              <w:rPr>
+                <w:b/>
+                <w:sz w:val="19"/>
+              </w:rPr>
+              <w:t xml:space="preserve">Signature of the Supervisor:  </w:t>
+            </w:r>
+            <w:r>
+              <w:rPr>
+                <w:b/>
+                <w:sz w:val="19"/>
+              </w:rPr>
+              <w:t>_______________________________</w:t>
+            </w:r>
+          </w:p>
+          <w:p>
+            <w:pPr>
+              <w:spacing w:after="0"/>
+            </w:pPr>
+            <w:r>
+              <w:rPr>
+                <w:b/>
+                <w:sz w:val="19"/>
+              </w:rPr>
+              <w:t xml:space="preserve">Date:  </w:t>
+            </w:r>
+            <w:r>
+              <w:rPr>
+                <w:b/>
+                <w:sz w:val="19"/>
+              </w:rPr>
+              <w:t>____________</w:t>
+            </w:r>
+          </w:p>
+        </w:tc>
+      </w:tr>
+    </w:tbl>
     <w:p>
       <w:pPr>
         <w:pStyle w:val="Heading1"/>
@@ -13371,11 +13360,7 @@
       <w:keepNext/>
       <w:keepLines/>
       <w:pageBreakBefore w:val="0"/>
-      <w:pBdr>
-        <w:left w:color="1A1A1A" w:space="6" w:sz="18" w:val="single"/>
-      </w:pBdr>
       <w:spacing w:after="80" w:before="200"/>
-      <w:ind w:left="150"/>
       <w:outlineLvl w:val="1"/>
     </w:pPr>
     <w:rPr>
